--- a/policies/build/rewrite_reference/HCO_AAC_1_v2_REWRITE_DRAFT.docx
+++ b/policies/build/rewrite_reference/HCO_AAC_1_v2_REWRITE_DRAFT.docx
@@ -309,7 +309,7 @@
         <w:pStyle w:val="ListBullet"/>
       </w:pPr>
       <w:r>
-        <w:t>AAC.2 owns registration, admission and acceptance against the services defined here.</w:t>
+        <w:t>Registration, admission and acceptance against the services defined here are covered in other hospital policies.</w:t>
       </w:r>
     </w:p>
     <w:p>
@@ -317,7 +317,7 @@
         <w:pStyle w:val="ListBullet"/>
       </w:pPr>
       <w:r>
-        <w:t>AAC.6 and AAC.8 own laboratory and imaging service detail. This policy owns that those services appear in the department scope and display.</w:t>
+        <w:t>Laboratory and imaging service detail is covered in other hospital policies. This policy owns that those services appear in the department scope and display.</w:t>
       </w:r>
     </w:p>
     <w:p>
@@ -325,7 +325,7 @@
         <w:pStyle w:val="ListBullet"/>
       </w:pPr>
       <w:r>
-        <w:t>PRE.1 owns the patient-rights display. This policy owns the clinical-services display.</w:t>
+        <w:t>Patient-rights displays are covered in other hospital policies. This policy owns the clinical-services display.</w:t>
       </w:r>
     </w:p>
     <w:p>
@@ -1486,14 +1486,6 @@
     </w:p>
     <w:p>
       <w:pPr>
-        <w:pStyle w:val="ListBullet"/>
-      </w:pPr>
-      <w:r>
-        <w:t>Internal documents of «Hospital Name»: service directory; department clinical scope statements; outsourced-services list; personnel qualification records; display maintenance log.</w:t>
-      </w:r>
-    </w:p>
-    <w:p>
-      <w:pPr>
         <w:pStyle w:val="Heading1"/>
       </w:pPr>
       <w:r>
